--- a/docs/g3.docx
+++ b/docs/g3.docx
@@ -9,10 +9,10 @@
           <w:noProof/>
         </w:rPr>
         <w:drawing>
-          <wp:inline distT="0" distB="0" distL="0" distR="0" wp14:anchorId="46A2FFBB" wp14:editId="2DD1EA12">
+          <wp:inline distT="0" distB="0" distL="0" distR="0" wp14:anchorId="2DCF70CC" wp14:editId="0C34E555">
             <wp:extent cx="5391150" cy="2695575"/>
             <wp:effectExtent l="0" t="0" r="0" b="9525"/>
-            <wp:docPr id="830913145" name="Imagem 1"/>
+            <wp:docPr id="1159125253" name="Imagem 2"/>
             <wp:cNvGraphicFramePr>
               <a:graphicFrameLocks xmlns:a="http://schemas.openxmlformats.org/drawingml/2006/main" noChangeAspect="1"/>
             </wp:cNvGraphicFramePr>
@@ -20,7 +20,7 @@
               <a:graphicData uri="http://schemas.openxmlformats.org/drawingml/2006/picture">
                 <pic:pic xmlns:pic="http://schemas.openxmlformats.org/drawingml/2006/picture">
                   <pic:nvPicPr>
-                    <pic:cNvPr id="0" name="Picture 1"/>
+                    <pic:cNvPr id="0" name="Picture 2"/>
                     <pic:cNvPicPr>
                       <a:picLocks noChangeAspect="1" noChangeArrowheads="1"/>
                     </pic:cNvPicPr>
@@ -105,15 +105,7 @@
         <w:t>Do Extrato/Óleo (EAO)</w:t>
       </w:r>
       <w:r>
-        <w:t xml:space="preserve">: O EAO não atingiu a CIM verdadeira nas doses testadas. Para ser considerada a CIM, a linha deveria ter se mantido estática e zerada (como a </w:t>
-      </w:r>
-      <w:proofErr w:type="spellStart"/>
-      <w:r>
-        <w:t>Nistatina</w:t>
-      </w:r>
-      <w:proofErr w:type="spellEnd"/>
-      <w:r>
-        <w:t xml:space="preserve">). No entanto, o EAO 1000_4X (maior dose) mostra um forte efeito inibitório parcial até T8. Isso indica que a CIM real do EAO está em uma </w:t>
+        <w:t xml:space="preserve">: O EAO não atingiu a CIM verdadeira nas doses testadas. Para ser considerada a CIM, a linha deveria ter se mantido estática e zerada (como a Nistatina). No entanto, o EAO 1000_4X (maior dose) mostra um forte efeito inibitório parcial até T8. Isso indica que a CIM real do EAO está em uma </w:t>
       </w:r>
       <w:r>
         <w:rPr>
@@ -138,27 +130,10 @@
           <w:b/>
           <w:bCs/>
         </w:rPr>
-        <w:t xml:space="preserve">Da </w:t>
-      </w:r>
-      <w:proofErr w:type="spellStart"/>
-      <w:r>
-        <w:rPr>
-          <w:b/>
-          <w:bCs/>
-        </w:rPr>
-        <w:t>Nistatina</w:t>
-      </w:r>
-      <w:proofErr w:type="spellEnd"/>
-      <w:r>
-        <w:t xml:space="preserve">: A CIM da </w:t>
-      </w:r>
-      <w:proofErr w:type="spellStart"/>
-      <w:r>
-        <w:t>Nistatina</w:t>
-      </w:r>
-      <w:proofErr w:type="spellEnd"/>
-      <w:r>
-        <w:t xml:space="preserve"> é </w:t>
+        <w:t>Da Nistatina</w:t>
+      </w:r>
+      <w:r>
+        <w:t xml:space="preserve">: A CIM da Nistatina é </w:t>
       </w:r>
       <w:r>
         <w:rPr>
@@ -168,15 +143,7 @@
         <w:t>igual ou menor que a dose 1X (Nistatina_4_1X)</w:t>
       </w:r>
       <w:r>
-        <w:t xml:space="preserve">. Como todas as curvas de </w:t>
-      </w:r>
-      <w:proofErr w:type="spellStart"/>
-      <w:r>
-        <w:t>Nistatina</w:t>
-      </w:r>
-      <w:proofErr w:type="spellEnd"/>
-      <w:r>
-        <w:t xml:space="preserve"> (1X, 2X, 4X) sobrepõem-se no eixo zero, a menor dose testada já foi completamente suficiente para suprimir o crescimento microbiano.</w:t>
+        <w:t>. Como todas as curvas de Nistatina (1X, 2X, 4X) sobrepõem-se no eixo zero, a menor dose testada já foi completamente suficiente para suprimir o crescimento microbiano.</w:t>
       </w:r>
     </w:p>
     <w:p>
@@ -211,28 +178,11 @@
           <w:b/>
           <w:bCs/>
         </w:rPr>
-        <w:t xml:space="preserve">Efeito </w:t>
-      </w:r>
-      <w:proofErr w:type="spellStart"/>
-      <w:r>
-        <w:rPr>
-          <w:b/>
-          <w:bCs/>
-        </w:rPr>
-        <w:t>Fungistático</w:t>
-      </w:r>
-      <w:proofErr w:type="spellEnd"/>
-      <w:r>
-        <w:rPr>
-          <w:b/>
-          <w:bCs/>
-        </w:rPr>
-        <w:t>/Bacteriostático Temporário (EAO)</w:t>
+        <w:t>Efeito Fungistático/Bacteriostático Temporário (EAO)</w:t>
       </w:r>
       <w:r>
         <w:t xml:space="preserve">: As curvas do EAO 500 (2X) e EAO 1000 (4X) mostram um atraso evidente no início da fase logarítmica (fase de crescimento rápido). O EAO consegue segurar a replicação nas primeiras 4 a 8 horas. Contudo, após T8, ocorre o fenômeno de </w:t>
       </w:r>
-      <w:proofErr w:type="spellStart"/>
       <w:r>
         <w:rPr>
           <w:i/>
@@ -240,7 +190,6 @@
         </w:rPr>
         <w:t>regrowth</w:t>
       </w:r>
-      <w:proofErr w:type="spellEnd"/>
       <w:r>
         <w:t xml:space="preserve"> (retomada do crescimento). Isso sugere que o EAO atua retardando o metabolismo ou que o composto ativo sofreu degradação biológica/física no meio de cultura após esse período.</w:t>
       </w:r>
@@ -258,34 +207,10 @@
           <w:bCs/>
         </w:rPr>
         <w:lastRenderedPageBreak/>
-        <w:t>Efeito Fungicida/Bactericida Total (</w:t>
-      </w:r>
-      <w:proofErr w:type="spellStart"/>
-      <w:r>
-        <w:rPr>
-          <w:b/>
-          <w:bCs/>
-        </w:rPr>
-        <w:t>Nistatina</w:t>
-      </w:r>
-      <w:proofErr w:type="spellEnd"/>
-      <w:r>
-        <w:rPr>
-          <w:b/>
-          <w:bCs/>
-        </w:rPr>
-        <w:t>)</w:t>
-      </w:r>
-      <w:r>
-        <w:t xml:space="preserve">: A linha reta cravada no zero do início ao fim confirma a letalidade do tratamento de referência. A </w:t>
-      </w:r>
-      <w:proofErr w:type="spellStart"/>
-      <w:r>
-        <w:t>Nistatina</w:t>
-      </w:r>
-      <w:proofErr w:type="spellEnd"/>
-      <w:r>
-        <w:t xml:space="preserve"> atua de forma imediata e permanente, destruindo a viabilidade celular (por exemplo, alterando a permeabilidade da membrana) e impedindo qualquer recuperação microbiológica até T24.</w:t>
+        <w:t>Efeito Fungicida/Bactericida Total (Nistatina)</w:t>
+      </w:r>
+      <w:r>
+        <w:t>: A linha reta cravada no zero do início ao fim confirma a letalidade do tratamento de referência. A Nistatina atua de forma imediata e permanente, destruindo a viabilidade celular (por exemplo, alterando a permeabilidade da membrana) e impedindo qualquer recuperação microbiológica até T24.</w:t>
       </w:r>
     </w:p>
     <w:p>
@@ -305,23 +230,7 @@
     </w:p>
     <w:p>
       <w:r>
-        <w:t>A linha tracejada vermelha representa o "Limite de Contagem (Incontáveis)", geralmente fixada em placas de cultivo onde o número de colônias satura visualmente o método físico (</w:t>
-      </w:r>
-      <w:proofErr w:type="spellStart"/>
-      <w:r>
-        <w:t>ex</w:t>
-      </w:r>
-      <w:proofErr w:type="spellEnd"/>
-      <w:r>
-        <w:t>: acima de 250 ou 300 UFC/</w:t>
-      </w:r>
-      <w:proofErr w:type="spellStart"/>
-      <w:r>
-        <w:t>mL</w:t>
-      </w:r>
-      <w:proofErr w:type="spellEnd"/>
-      <w:r>
-        <w:t>).</w:t>
+        <w:t>A linha tracejada vermelha representa o "Limite de Contagem (Incontáveis)", geralmente fixada em placas de cultivo onde o número de colônias satura visualmente o método físico (ex: acima de 250 ou 300 UFC/mL).</w:t>
       </w:r>
     </w:p>
     <w:p>
@@ -367,23 +276,7 @@
         <w:t>Saturação Estatística</w:t>
       </w:r>
       <w:r>
-        <w:t>: Como o método de leitura saturou, o controle pode estar numericamente em 1.000 UFC/</w:t>
-      </w:r>
-      <w:proofErr w:type="spellStart"/>
-      <w:r>
-        <w:t>mL</w:t>
-      </w:r>
-      <w:proofErr w:type="spellEnd"/>
-      <w:r>
-        <w:t xml:space="preserve"> e o EAO 1000_4X pode estar em 260 UFC/</w:t>
-      </w:r>
-      <w:proofErr w:type="spellStart"/>
-      <w:r>
-        <w:t>mL</w:t>
-      </w:r>
-      <w:proofErr w:type="spellEnd"/>
-      <w:r>
-        <w:t>, mas ambos aparecem estagnados na linha de "250". Portanto, o limite de contagem impede a avaliação real da eficácia dos extratos no ponto final de 24 horas, subestimando as diferenças reais entre os tratamentos.</w:t>
+        <w:t>: Como o método de leitura saturou, o controle pode estar numericamente em 1.000 UFC/mL e o EAO 1000_4X pode estar em 260 UFC/mL, mas ambos aparecem estagnados na linha de "250". Portanto, o limite de contagem impede a avaliação real da eficácia dos extratos no ponto final de 24 horas, subestimando as diferenças reais entre os tratamentos.</w:t>
       </w:r>
     </w:p>
     <w:p/>
@@ -1617,6 +1510,7 @@
   <w:style w:type="character" w:default="1" w:styleId="Fontepargpadro">
     <w:name w:val="Default Paragraph Font"/>
     <w:uiPriority w:val="1"/>
+    <w:semiHidden/>
     <w:unhideWhenUsed/>
   </w:style>
   <w:style w:type="table" w:default="1" w:styleId="Tabelanormal">

--- a/docs/g3.docx
+++ b/docs/g3.docx
@@ -59,6 +59,74 @@
       </w:r>
     </w:p>
     <w:p/>
+    <w:p/>
+    <w:p>
+      <w:r>
+        <w:t>Atenção:</w:t>
+      </w:r>
+    </w:p>
+    <w:p>
+      <w:pPr>
+        <w:spacing w:after="0" w:line="240" w:lineRule="auto"/>
+        <w:rPr>
+          <w:rFonts w:ascii="Times New Roman" w:eastAsia="Times New Roman" w:hAnsi="Times New Roman" w:cs="Times New Roman"/>
+          <w:kern w:val="0"/>
+          <w:lang w:eastAsia="pt-BR"/>
+          <w14:ligatures w14:val="none"/>
+        </w:rPr>
+      </w:pPr>
+      <w:r>
+        <w:rPr>
+          <w:rFonts w:ascii="Times New Roman" w:eastAsia="Times New Roman" w:hAnsi="Times New Roman" w:cs="Times New Roman"/>
+          <w:kern w:val="0"/>
+          <w:lang w:eastAsia="pt-BR"/>
+          <w14:ligatures w14:val="none"/>
+        </w:rPr>
+        <w:t xml:space="preserve">Aqui, quando as células fúngicas entram na fase logarítmica/exponencial avançada de crescimento (como nos grupos Controle e nas concentrações </w:t>
+      </w:r>
+      <w:proofErr w:type="spellStart"/>
+      <w:r>
+        <w:rPr>
+          <w:rFonts w:ascii="Times New Roman" w:eastAsia="Times New Roman" w:hAnsi="Times New Roman" w:cs="Times New Roman"/>
+          <w:kern w:val="0"/>
+          <w:lang w:eastAsia="pt-BR"/>
+          <w14:ligatures w14:val="none"/>
+        </w:rPr>
+        <w:t>sub-inibitórias</w:t>
+      </w:r>
+      <w:proofErr w:type="spellEnd"/>
+      <w:r>
+        <w:rPr>
+          <w:rFonts w:ascii="Times New Roman" w:eastAsia="Times New Roman" w:hAnsi="Times New Roman" w:cs="Times New Roman"/>
+          <w:kern w:val="0"/>
+          <w:lang w:eastAsia="pt-BR"/>
+          <w14:ligatures w14:val="none"/>
+        </w:rPr>
+        <w:t xml:space="preserve"> em </w:t>
+      </w:r>
+      <m:oMath>
+        <m:r>
+          <w:rPr>
+            <w:rFonts w:ascii="Cambria Math" w:eastAsia="Times New Roman" w:hAnsi="Cambria Math" w:cs="Arial"/>
+            <w:kern w:val="0"/>
+            <w:lang w:eastAsia="pt-BR"/>
+            <w14:ligatures w14:val="none"/>
+          </w:rPr>
+          <m:t>T24</m:t>
+        </m:r>
+      </m:oMath>
+      <w:r>
+        <w:rPr>
+          <w:rFonts w:ascii="Times New Roman" w:eastAsia="Times New Roman" w:hAnsi="Times New Roman" w:cs="Times New Roman"/>
+          <w:kern w:val="0"/>
+          <w:lang w:eastAsia="pt-BR"/>
+          <w14:ligatures w14:val="none"/>
+        </w:rPr>
+        <w:t>), as colônias se tornaram incontáveis na placa e o valor foi truncado no limite superior do gráfico. Isso afeta diretamente a variabilidade dos dados no tempo de 24h para fins de testes estatísticos.</w:t>
+      </w:r>
+    </w:p>
+    <w:p/>
+    <w:p/>
     <w:p>
       <w:pPr>
         <w:rPr>
@@ -105,7 +173,15 @@
         <w:t>Do Extrato/Óleo (EAO)</w:t>
       </w:r>
       <w:r>
-        <w:t xml:space="preserve">: O EAO não atingiu a CIM verdadeira nas doses testadas. Para ser considerada a CIM, a linha deveria ter se mantido estática e zerada (como a Nistatina). No entanto, o EAO 1000_4X (maior dose) mostra um forte efeito inibitório parcial até T8. Isso indica que a CIM real do EAO está em uma </w:t>
+        <w:t xml:space="preserve">: O EAO não atingiu a CIM verdadeira nas doses testadas. Para ser considerada a CIM, a linha deveria ter se mantido estática e zerada (como a </w:t>
+      </w:r>
+      <w:proofErr w:type="spellStart"/>
+      <w:r>
+        <w:t>Nistatina</w:t>
+      </w:r>
+      <w:proofErr w:type="spellEnd"/>
+      <w:r>
+        <w:t xml:space="preserve">). No entanto, o EAO 1000_4X (maior dose) mostra um forte efeito inibitório parcial até T8. Isso indica que a CIM real do EAO está em uma </w:t>
       </w:r>
       <w:r>
         <w:rPr>
@@ -130,20 +206,45 @@
           <w:b/>
           <w:bCs/>
         </w:rPr>
-        <w:t>Da Nistatina</w:t>
-      </w:r>
-      <w:r>
-        <w:t xml:space="preserve">: A CIM da Nistatina é </w:t>
-      </w:r>
+        <w:t xml:space="preserve">Da </w:t>
+      </w:r>
+      <w:proofErr w:type="spellStart"/>
       <w:r>
         <w:rPr>
           <w:b/>
           <w:bCs/>
         </w:rPr>
+        <w:t>Nistatina</w:t>
+      </w:r>
+      <w:proofErr w:type="spellEnd"/>
+      <w:r>
+        <w:t xml:space="preserve">: A CIM da </w:t>
+      </w:r>
+      <w:proofErr w:type="spellStart"/>
+      <w:r>
+        <w:t>Nistatina</w:t>
+      </w:r>
+      <w:proofErr w:type="spellEnd"/>
+      <w:r>
+        <w:t xml:space="preserve"> é </w:t>
+      </w:r>
+      <w:r>
+        <w:rPr>
+          <w:b/>
+          <w:bCs/>
+        </w:rPr>
         <w:t>igual ou menor que a dose 1X (Nistatina_4_1X)</w:t>
       </w:r>
       <w:r>
-        <w:t>. Como todas as curvas de Nistatina (1X, 2X, 4X) sobrepõem-se no eixo zero, a menor dose testada já foi completamente suficiente para suprimir o crescimento microbiano.</w:t>
+        <w:t xml:space="preserve">. Como todas as curvas de </w:t>
+      </w:r>
+      <w:proofErr w:type="spellStart"/>
+      <w:r>
+        <w:t>Nistatina</w:t>
+      </w:r>
+      <w:proofErr w:type="spellEnd"/>
+      <w:r>
+        <w:t xml:space="preserve"> (1X, 2X, 4X) sobrepõem-se no eixo zero, a menor dose testada já foi completamente suficiente para suprimir o crescimento microbiano.</w:t>
       </w:r>
     </w:p>
     <w:p>
@@ -163,6 +264,7 @@
     </w:p>
     <w:p>
       <w:r>
+        <w:lastRenderedPageBreak/>
         <w:t>O comportamento das curvas ao longo do tempo revela o provável comportamento biológico de cada composto:</w:t>
       </w:r>
     </w:p>
@@ -178,11 +280,28 @@
           <w:b/>
           <w:bCs/>
         </w:rPr>
-        <w:t>Efeito Fungistático/Bacteriostático Temporário (EAO)</w:t>
+        <w:t xml:space="preserve">Efeito </w:t>
+      </w:r>
+      <w:proofErr w:type="spellStart"/>
+      <w:r>
+        <w:rPr>
+          <w:b/>
+          <w:bCs/>
+        </w:rPr>
+        <w:t>Fungistático</w:t>
+      </w:r>
+      <w:proofErr w:type="spellEnd"/>
+      <w:r>
+        <w:rPr>
+          <w:b/>
+          <w:bCs/>
+        </w:rPr>
+        <w:t>/Bacteriostático Temporário (EAO)</w:t>
       </w:r>
       <w:r>
         <w:t xml:space="preserve">: As curvas do EAO 500 (2X) e EAO 1000 (4X) mostram um atraso evidente no início da fase logarítmica (fase de crescimento rápido). O EAO consegue segurar a replicação nas primeiras 4 a 8 horas. Contudo, após T8, ocorre o fenômeno de </w:t>
       </w:r>
+      <w:proofErr w:type="spellStart"/>
       <w:r>
         <w:rPr>
           <w:i/>
@@ -190,6 +309,7 @@
         </w:rPr>
         <w:t>regrowth</w:t>
       </w:r>
+      <w:proofErr w:type="spellEnd"/>
       <w:r>
         <w:t xml:space="preserve"> (retomada do crescimento). Isso sugere que o EAO atua retardando o metabolismo ou que o composto ativo sofreu degradação biológica/física no meio de cultura após esse período.</w:t>
       </w:r>
@@ -206,11 +326,34 @@
           <w:b/>
           <w:bCs/>
         </w:rPr>
-        <w:lastRenderedPageBreak/>
-        <w:t>Efeito Fungicida/Bactericida Total (Nistatina)</w:t>
-      </w:r>
-      <w:r>
-        <w:t>: A linha reta cravada no zero do início ao fim confirma a letalidade do tratamento de referência. A Nistatina atua de forma imediata e permanente, destruindo a viabilidade celular (por exemplo, alterando a permeabilidade da membrana) e impedindo qualquer recuperação microbiológica até T24.</w:t>
+        <w:t>Efeito Fungicida/Bactericida Total (</w:t>
+      </w:r>
+      <w:proofErr w:type="spellStart"/>
+      <w:r>
+        <w:rPr>
+          <w:b/>
+          <w:bCs/>
+        </w:rPr>
+        <w:t>Nistatina</w:t>
+      </w:r>
+      <w:proofErr w:type="spellEnd"/>
+      <w:r>
+        <w:rPr>
+          <w:b/>
+          <w:bCs/>
+        </w:rPr>
+        <w:t>)</w:t>
+      </w:r>
+      <w:r>
+        <w:t xml:space="preserve">: A linha reta cravada no zero do início ao fim confirma a letalidade do tratamento de referência. A </w:t>
+      </w:r>
+      <w:proofErr w:type="spellStart"/>
+      <w:r>
+        <w:t>Nistatina</w:t>
+      </w:r>
+      <w:proofErr w:type="spellEnd"/>
+      <w:r>
+        <w:t xml:space="preserve"> atua de forma imediata e permanente, destruindo a viabilidade celular (por exemplo, alterando a permeabilidade da membrana) e impedindo qualquer recuperação microbiológica até T24.</w:t>
       </w:r>
     </w:p>
     <w:p>
@@ -230,7 +373,23 @@
     </w:p>
     <w:p>
       <w:r>
-        <w:t>A linha tracejada vermelha representa o "Limite de Contagem (Incontáveis)", geralmente fixada em placas de cultivo onde o número de colônias satura visualmente o método físico (ex: acima de 250 ou 300 UFC/mL).</w:t>
+        <w:t>A linha tracejada vermelha representa o "Limite de Contagem (Incontáveis)", geralmente fixada em placas de cultivo onde o número de colônias satura visualmente o método físico (</w:t>
+      </w:r>
+      <w:proofErr w:type="spellStart"/>
+      <w:r>
+        <w:t>ex</w:t>
+      </w:r>
+      <w:proofErr w:type="spellEnd"/>
+      <w:r>
+        <w:t>: acima de 250 ou 300 UFC/</w:t>
+      </w:r>
+      <w:proofErr w:type="spellStart"/>
+      <w:r>
+        <w:t>mL</w:t>
+      </w:r>
+      <w:proofErr w:type="spellEnd"/>
+      <w:r>
+        <w:t>).</w:t>
       </w:r>
     </w:p>
     <w:p>
@@ -276,7 +435,23 @@
         <w:t>Saturação Estatística</w:t>
       </w:r>
       <w:r>
-        <w:t>: Como o método de leitura saturou, o controle pode estar numericamente em 1.000 UFC/mL e o EAO 1000_4X pode estar em 260 UFC/mL, mas ambos aparecem estagnados na linha de "250". Portanto, o limite de contagem impede a avaliação real da eficácia dos extratos no ponto final de 24 horas, subestimando as diferenças reais entre os tratamentos.</w:t>
+        <w:t>: Como o método de leitura saturou, o controle pode estar numericamente em 1.000 UFC/</w:t>
+      </w:r>
+      <w:proofErr w:type="spellStart"/>
+      <w:r>
+        <w:t>mL</w:t>
+      </w:r>
+      <w:proofErr w:type="spellEnd"/>
+      <w:r>
+        <w:t xml:space="preserve"> e o EAO 1000_4X pode estar em 260 UFC/</w:t>
+      </w:r>
+      <w:proofErr w:type="spellStart"/>
+      <w:r>
+        <w:t>mL</w:t>
+      </w:r>
+      <w:proofErr w:type="spellEnd"/>
+      <w:r>
+        <w:t>, mas ambos aparecem estagnados na linha de "250". Portanto, o limite de contagem impede a avaliação real da eficácia dos extratos no ponto final de 24 horas, subestimando as diferenças reais entre os tratamentos.</w:t>
       </w:r>
     </w:p>
     <w:p/>
